--- a/论文模板.docx
+++ b/论文模板.docx
@@ -43901,6 +43901,2115 @@
         </w:rPr>
       </w:pPr>
     </w:p>
+    <w:p>
+      <w:r>
+        <w:br w:type="page"/>
+      </w:r>
+    </w:p>
+    <w:p>
+      <w:pPr>
+        <w:pStyle w:val="2"/>
+      </w:pPr>
+      <w:r>
+        <w:t>Chapter 4: Implementation Details</w:t>
+      </w:r>
+    </w:p>
+    <w:p>
+      <w:pPr>
+        <w:pStyle w:val="3"/>
+      </w:pPr>
+      <w:r>
+        <w:t>4.1 Development Environment and Tools</w:t>
+      </w:r>
+    </w:p>
+    <w:p>
+      <w:r>
+        <w:t>The web vulnerability scanner was developed using modern tools and frameworks. Table 4.1 summarizes the key development tools, their versions, and purposes.</w:t>
+      </w:r>
+    </w:p>
+    <w:tbl>
+      <w:tblPr>
+        <w:tblStyle w:val="19"/>
+        <w:tblW w:type="auto" w:w="0"/>
+        <w:tblLook w:firstColumn="1" w:firstRow="1" w:lastColumn="0" w:lastRow="0" w:noHBand="0" w:noVBand="1" w:val="04A0"/>
+      </w:tblPr>
+      <w:tblGrid>
+        <w:gridCol w:w="3120"/>
+        <w:gridCol w:w="3120"/>
+        <w:gridCol w:w="3120"/>
+      </w:tblGrid>
+      <w:tr>
+        <w:tc>
+          <w:tcPr>
+            <w:tcW w:type="dxa" w:w="3120"/>
+          </w:tcPr>
+          <w:p>
+            <w:r>
+              <w:rPr>
+                <w:b/>
+              </w:rPr>
+              <w:t>Tool/Technology</w:t>
+            </w:r>
+          </w:p>
+        </w:tc>
+        <w:tc>
+          <w:tcPr>
+            <w:tcW w:type="dxa" w:w="3120"/>
+          </w:tcPr>
+          <w:p>
+            <w:r>
+              <w:rPr>
+                <w:b/>
+              </w:rPr>
+              <w:t>Version</w:t>
+            </w:r>
+          </w:p>
+        </w:tc>
+        <w:tc>
+          <w:tcPr>
+            <w:tcW w:type="dxa" w:w="3120"/>
+          </w:tcPr>
+          <w:p>
+            <w:r>
+              <w:rPr>
+                <w:b/>
+              </w:rPr>
+              <w:t>Purpose</w:t>
+            </w:r>
+          </w:p>
+        </w:tc>
+      </w:tr>
+      <w:tr>
+        <w:tc>
+          <w:tcPr>
+            <w:tcW w:type="dxa" w:w="3120"/>
+          </w:tcPr>
+          <w:p>
+            <w:r>
+              <w:t>Python</w:t>
+            </w:r>
+          </w:p>
+        </w:tc>
+        <w:tc>
+          <w:tcPr>
+            <w:tcW w:type="dxa" w:w="3120"/>
+          </w:tcPr>
+          <w:p>
+            <w:r>
+              <w:t>3.12</w:t>
+            </w:r>
+          </w:p>
+        </w:tc>
+        <w:tc>
+          <w:tcPr>
+            <w:tcW w:type="dxa" w:w="3120"/>
+          </w:tcPr>
+          <w:p>
+            <w:r>
+              <w:t>Core programming language</w:t>
+            </w:r>
+          </w:p>
+        </w:tc>
+      </w:tr>
+      <w:tr>
+        <w:tc>
+          <w:tcPr>
+            <w:tcW w:type="dxa" w:w="3120"/>
+          </w:tcPr>
+          <w:p>
+            <w:r>
+              <w:t>Flask</w:t>
+            </w:r>
+          </w:p>
+        </w:tc>
+        <w:tc>
+          <w:tcPr>
+            <w:tcW w:type="dxa" w:w="3120"/>
+          </w:tcPr>
+          <w:p>
+            <w:r>
+              <w:t>3.1.3</w:t>
+            </w:r>
+          </w:p>
+        </w:tc>
+        <w:tc>
+          <w:tcPr>
+            <w:tcW w:type="dxa" w:w="3120"/>
+          </w:tcPr>
+          <w:p>
+            <w:r>
+              <w:t>Web application framework</w:t>
+            </w:r>
+          </w:p>
+        </w:tc>
+      </w:tr>
+      <w:tr>
+        <w:tc>
+          <w:tcPr>
+            <w:tcW w:type="dxa" w:w="3120"/>
+          </w:tcPr>
+          <w:p>
+            <w:r>
+              <w:t>MySQL</w:t>
+            </w:r>
+          </w:p>
+        </w:tc>
+        <w:tc>
+          <w:tcPr>
+            <w:tcW w:type="dxa" w:w="3120"/>
+          </w:tcPr>
+          <w:p>
+            <w:r>
+              <w:t>8.0+</w:t>
+            </w:r>
+          </w:p>
+        </w:tc>
+        <w:tc>
+          <w:tcPr>
+            <w:tcW w:type="dxa" w:w="3120"/>
+          </w:tcPr>
+          <w:p>
+            <w:r>
+              <w:t>Database management system</w:t>
+            </w:r>
+          </w:p>
+        </w:tc>
+      </w:tr>
+      <w:tr>
+        <w:tc>
+          <w:tcPr>
+            <w:tcW w:type="dxa" w:w="3120"/>
+          </w:tcPr>
+          <w:p>
+            <w:r>
+              <w:t>BeautifulSoup4</w:t>
+            </w:r>
+          </w:p>
+        </w:tc>
+        <w:tc>
+          <w:tcPr>
+            <w:tcW w:type="dxa" w:w="3120"/>
+          </w:tcPr>
+          <w:p>
+            <w:r>
+              <w:t>4.14.3</w:t>
+            </w:r>
+          </w:p>
+        </w:tc>
+        <w:tc>
+          <w:tcPr>
+            <w:tcW w:type="dxa" w:w="3120"/>
+          </w:tcPr>
+          <w:p>
+            <w:r>
+              <w:t>HTML parsing and crawling</w:t>
+            </w:r>
+          </w:p>
+        </w:tc>
+      </w:tr>
+      <w:tr>
+        <w:tc>
+          <w:tcPr>
+            <w:tcW w:type="dxa" w:w="3120"/>
+          </w:tcPr>
+          <w:p>
+            <w:r>
+              <w:t>Requests</w:t>
+            </w:r>
+          </w:p>
+        </w:tc>
+        <w:tc>
+          <w:tcPr>
+            <w:tcW w:type="dxa" w:w="3120"/>
+          </w:tcPr>
+          <w:p>
+            <w:r>
+              <w:t>2.32.5</w:t>
+            </w:r>
+          </w:p>
+        </w:tc>
+        <w:tc>
+          <w:tcPr>
+            <w:tcW w:type="dxa" w:w="3120"/>
+          </w:tcPr>
+          <w:p>
+            <w:r>
+              <w:t>HTTP client library</w:t>
+            </w:r>
+          </w:p>
+        </w:tc>
+      </w:tr>
+      <w:tr>
+        <w:tc>
+          <w:tcPr>
+            <w:tcW w:type="dxa" w:w="3120"/>
+          </w:tcPr>
+          <w:p>
+            <w:r>
+              <w:t>SQLAlchemy</w:t>
+            </w:r>
+          </w:p>
+        </w:tc>
+        <w:tc>
+          <w:tcPr>
+            <w:tcW w:type="dxa" w:w="3120"/>
+          </w:tcPr>
+          <w:p>
+            <w:r>
+              <w:t>2.0.48</w:t>
+            </w:r>
+          </w:p>
+        </w:tc>
+        <w:tc>
+          <w:tcPr>
+            <w:tcW w:type="dxa" w:w="3120"/>
+          </w:tcPr>
+          <w:p>
+            <w:r>
+              <w:t>ORM and database abstraction</w:t>
+            </w:r>
+          </w:p>
+        </w:tc>
+      </w:tr>
+      <w:tr>
+        <w:tc>
+          <w:tcPr>
+            <w:tcW w:type="dxa" w:w="3120"/>
+          </w:tcPr>
+          <w:p>
+            <w:r>
+              <w:t>Flask-Login</w:t>
+            </w:r>
+          </w:p>
+        </w:tc>
+        <w:tc>
+          <w:tcPr>
+            <w:tcW w:type="dxa" w:w="3120"/>
+          </w:tcPr>
+          <w:p>
+            <w:r>
+              <w:t>0.6.3</w:t>
+            </w:r>
+          </w:p>
+        </w:tc>
+        <w:tc>
+          <w:tcPr>
+            <w:tcW w:type="dxa" w:w="3120"/>
+          </w:tcPr>
+          <w:p>
+            <w:r>
+              <w:t>User authentication management</w:t>
+            </w:r>
+          </w:p>
+        </w:tc>
+      </w:tr>
+    </w:tbl>
+    <w:p>
+      <w:r>
+        <w:t>Table 4.1: Development Environment and Tools</w:t>
+      </w:r>
+    </w:p>
+    <w:p>
+      <w:r>
+        <w:br w:type="page"/>
+      </w:r>
+    </w:p>
+    <w:p>
+      <w:pPr>
+        <w:pStyle w:val="3"/>
+      </w:pPr>
+      <w:r>
+        <w:t>4.2 Web Crawling and Asset Discovery</w:t>
+      </w:r>
+    </w:p>
+    <w:p>
+      <w:r>
+        <w:t>The web crawling module is responsible for discovering URLs and extracting forms from the target website. It uses a breadth-first search (BFS) algorithm with configurable depth and page limits. Figure 4.1 illustrates the crawling workflow.</w:t>
+      </w:r>
+    </w:p>
+    <w:p>
+      <w:pPr>
+        <w:jc w:val="center"/>
+      </w:pPr>
+      <w:r>
+        <w:drawing>
+          <wp:inline xmlns:a="http://schemas.openxmlformats.org/drawingml/2006/main" xmlns:pic="http://schemas.openxmlformats.org/drawingml/2006/picture">
+            <wp:extent cx="5029200" cy="3316234"/>
+            <wp:docPr id="7" name="Picture 7"/>
+            <wp:cNvGraphicFramePr>
+              <a:graphicFrameLocks noChangeAspect="1"/>
+            </wp:cNvGraphicFramePr>
+            <a:graphic>
+              <a:graphicData uri="http://schemas.openxmlformats.org/drawingml/2006/picture">
+                <pic:pic>
+                  <pic:nvPicPr>
+                    <pic:cNvPr id="0" name="crawling_workflow.png"/>
+                    <pic:cNvPicPr/>
+                  </pic:nvPicPr>
+                  <pic:blipFill>
+                    <a:blip r:embed="rId23"/>
+                    <a:stretch>
+                      <a:fillRect/>
+                    </a:stretch>
+                  </pic:blipFill>
+                  <pic:spPr>
+                    <a:xfrm>
+                      <a:off x="0" y="0"/>
+                      <a:ext cx="5029200" cy="3316234"/>
+                    </a:xfrm>
+                    <a:prstGeom prst="rect"/>
+                  </pic:spPr>
+                </pic:pic>
+              </a:graphicData>
+            </a:graphic>
+          </wp:inline>
+        </w:drawing>
+      </w:r>
+    </w:p>
+    <w:p>
+      <w:r>
+        <w:t>Figure 4.1: Web Crawling Process Workflow</w:t>
+      </w:r>
+    </w:p>
+    <w:p>
+      <w:r>
+        <w:t>The crawler starts with a target URL and systematically explores linked pages within the same domain. It extracts forms and their input fields for later vulnerability testing. Figure 4.2 shows a sample output of discovered assets.</w:t>
+      </w:r>
+    </w:p>
+    <w:p>
+      <w:pPr>
+        <w:jc w:val="center"/>
+      </w:pPr>
+      <w:r>
+        <w:drawing>
+          <wp:inline xmlns:a="http://schemas.openxmlformats.org/drawingml/2006/main" xmlns:pic="http://schemas.openxmlformats.org/drawingml/2006/picture">
+            <wp:extent cx="4572000" cy="2772944"/>
+            <wp:docPr id="8" name="Picture 8"/>
+            <wp:cNvGraphicFramePr>
+              <a:graphicFrameLocks noChangeAspect="1"/>
+            </wp:cNvGraphicFramePr>
+            <a:graphic>
+              <a:graphicData uri="http://schemas.openxmlformats.org/drawingml/2006/picture">
+                <pic:pic>
+                  <pic:nvPicPr>
+                    <pic:cNvPr id="0" name="crawl_result.png"/>
+                    <pic:cNvPicPr/>
+                  </pic:nvPicPr>
+                  <pic:blipFill>
+                    <a:blip r:embed="rId24"/>
+                    <a:stretch>
+                      <a:fillRect/>
+                    </a:stretch>
+                  </pic:blipFill>
+                  <pic:spPr>
+                    <a:xfrm>
+                      <a:off x="0" y="0"/>
+                      <a:ext cx="4572000" cy="2772944"/>
+                    </a:xfrm>
+                    <a:prstGeom prst="rect"/>
+                  </pic:spPr>
+                </pic:pic>
+              </a:graphicData>
+            </a:graphic>
+          </wp:inline>
+        </w:drawing>
+      </w:r>
+    </w:p>
+    <w:p>
+      <w:r>
+        <w:t>Figure 4.2: Sample Crawling Results</w:t>
+      </w:r>
+    </w:p>
+    <w:p>
+      <w:r>
+        <w:t>The core crawling function is implemented as follows:</w:t>
+      </w:r>
+    </w:p>
+    <w:p>
+      <w:pPr>
+        <w:pStyle w:val="10"/>
+      </w:pPr>
+      <w:r>
+        <w:t>Code Listing 4.1: Core Web Crawling Function</w:t>
+      </w:r>
+    </w:p>
+    <w:p>
+      <w:pPr>
+        <w:shd w:fill="F0F0F0"/>
+      </w:pPr>
+      <w:r>
+        <w:rPr>
+          <w:rFonts w:ascii="Courier New" w:hAnsi="Courier New"/>
+          <w:sz w:val="18"/>
+        </w:rPr>
+        <w:t>def crawl_target(url: str, custom_cookie: str = None) -&gt; dict:</w:t>
+        <w:br/>
+        <w:t xml:space="preserve">    target_url = normalize_url(url)</w:t>
+        <w:br/>
+        <w:t xml:space="preserve">    visited: set[str] = set()</w:t>
+        <w:br/>
+        <w:t xml:space="preserve">    pages: list[str] = []</w:t>
+        <w:br/>
+        <w:t xml:space="preserve">    forms: list[dict] = []</w:t>
+        <w:br/>
+        <w:br/>
+        <w:t xml:space="preserve">    queue = deque([(target_url, 0)])</w:t>
+        <w:br/>
+        <w:t xml:space="preserve">    session = requests.Session()</w:t>
+        <w:br/>
+        <w:br/>
+        <w:t xml:space="preserve">    while queue and len(pages) &lt; max_pages:</w:t>
+        <w:br/>
+        <w:t xml:space="preserve">        current_url, depth = queue.popleft()</w:t>
+        <w:br/>
+        <w:t xml:space="preserve">        if current_url in visited or depth &gt; max_depth:</w:t>
+        <w:br/>
+        <w:t xml:space="preserve">            continue</w:t>
+        <w:br/>
+        <w:t xml:space="preserve">        visited.add(current_url)</w:t>
+        <w:br/>
+        <w:br/>
+        <w:t xml:space="preserve">        response = session.get(current_url, timeout=timeout)</w:t>
+        <w:br/>
+        <w:t xml:space="preserve">        pages.append(current_url)</w:t>
+        <w:br/>
+        <w:t xml:space="preserve">        soup = BeautifulSoup(response.text, "html.parser")</w:t>
+        <w:br/>
+        <w:br/>
+        <w:t xml:space="preserve">        # Extract forms and links</w:t>
+        <w:br/>
+        <w:t xml:space="preserve">        for form in soup.find_all("form"):</w:t>
+        <w:br/>
+        <w:t xml:space="preserve">            forms.append(extract_form_data(form, current_url))</w:t>
+        <w:br/>
+        <w:br/>
+        <w:t xml:space="preserve">        for link in soup.find_all("a", href=True):</w:t>
+        <w:br/>
+        <w:t xml:space="preserve">            absolute = to_absolute(current_url, link["href"])</w:t>
+        <w:br/>
+        <w:t xml:space="preserve">            if is_in_scope(target_url, absolute):</w:t>
+        <w:br/>
+        <w:t xml:space="preserve">                queue.append((absolute, depth + 1))</w:t>
+        <w:br/>
+        <w:br/>
+        <w:t xml:space="preserve">    return {"pages": pages, "forms": forms}</w:t>
+      </w:r>
+    </w:p>
+    <w:p>
+      <w:r>
+        <w:br w:type="page"/>
+      </w:r>
+    </w:p>
+    <w:p>
+      <w:pPr>
+        <w:pStyle w:val="3"/>
+      </w:pPr>
+      <w:r>
+        <w:t>4.3 Vulnerability Detection and Validation</w:t>
+      </w:r>
+    </w:p>
+    <w:p>
+      <w:r>
+        <w:t>The vulnerability detection module tests discovered assets for various security issues including SQL Injection, Cross-Site Scripting (XSS), CSRF, and other OWASP Top 10 vulnerabilities. Figure 4.3 shows the detection and validation process.</w:t>
+      </w:r>
+    </w:p>
+    <w:p>
+      <w:pPr>
+        <w:jc w:val="center"/>
+      </w:pPr>
+      <w:r>
+        <w:drawing>
+          <wp:inline xmlns:a="http://schemas.openxmlformats.org/drawingml/2006/main" xmlns:pic="http://schemas.openxmlformats.org/drawingml/2006/picture">
+            <wp:extent cx="5486400" cy="3617710"/>
+            <wp:docPr id="9" name="Picture 9"/>
+            <wp:cNvGraphicFramePr>
+              <a:graphicFrameLocks noChangeAspect="1"/>
+            </wp:cNvGraphicFramePr>
+            <a:graphic>
+              <a:graphicData uri="http://schemas.openxmlformats.org/drawingml/2006/picture">
+                <pic:pic>
+                  <pic:nvPicPr>
+                    <pic:cNvPr id="0" name="detection_process.png"/>
+                    <pic:cNvPicPr/>
+                  </pic:nvPicPr>
+                  <pic:blipFill>
+                    <a:blip r:embed="rId25"/>
+                    <a:stretch>
+                      <a:fillRect/>
+                    </a:stretch>
+                  </pic:blipFill>
+                  <pic:spPr>
+                    <a:xfrm>
+                      <a:off x="0" y="0"/>
+                      <a:ext cx="5486400" cy="3617710"/>
+                    </a:xfrm>
+                    <a:prstGeom prst="rect"/>
+                  </pic:spPr>
+                </pic:pic>
+              </a:graphicData>
+            </a:graphic>
+          </wp:inline>
+        </w:drawing>
+      </w:r>
+    </w:p>
+    <w:p>
+      <w:r>
+        <w:t>Figure 4.3: Vulnerability Detection and Validation Process</w:t>
+      </w:r>
+    </w:p>
+    <w:p>
+      <w:r>
+        <w:t>Each vulnerability type has specialized detection logic. The system injects test payloads, analyzes responses for indicators of vulnerability, and classifies findings by severity. Figure 4.4 shows a sample scan result with detected vulnerabilities.</w:t>
+      </w:r>
+    </w:p>
+    <w:p>
+      <w:pPr>
+        <w:jc w:val="center"/>
+      </w:pPr>
+      <w:r>
+        <w:drawing>
+          <wp:inline xmlns:a="http://schemas.openxmlformats.org/drawingml/2006/main" xmlns:pic="http://schemas.openxmlformats.org/drawingml/2006/picture">
+            <wp:extent cx="5029200" cy="3050239"/>
+            <wp:docPr id="10" name="Picture 10"/>
+            <wp:cNvGraphicFramePr>
+              <a:graphicFrameLocks noChangeAspect="1"/>
+            </wp:cNvGraphicFramePr>
+            <a:graphic>
+              <a:graphicData uri="http://schemas.openxmlformats.org/drawingml/2006/picture">
+                <pic:pic>
+                  <pic:nvPicPr>
+                    <pic:cNvPr id="0" name="scan_result.png"/>
+                    <pic:cNvPicPr/>
+                  </pic:nvPicPr>
+                  <pic:blipFill>
+                    <a:blip r:embed="rId26"/>
+                    <a:stretch>
+                      <a:fillRect/>
+                    </a:stretch>
+                  </pic:blipFill>
+                  <pic:spPr>
+                    <a:xfrm>
+                      <a:off x="0" y="0"/>
+                      <a:ext cx="5029200" cy="3050239"/>
+                    </a:xfrm>
+                    <a:prstGeom prst="rect"/>
+                  </pic:spPr>
+                </pic:pic>
+              </a:graphicData>
+            </a:graphic>
+          </wp:inline>
+        </w:drawing>
+      </w:r>
+    </w:p>
+    <w:p>
+      <w:r>
+        <w:t>Figure 4.4: Sample Vulnerability Scan Results</w:t>
+      </w:r>
+    </w:p>
+    <w:p>
+      <w:r>
+        <w:t>The SQL Injection detection logic is implemented as follows:</w:t>
+      </w:r>
+    </w:p>
+    <w:p>
+      <w:pPr>
+        <w:pStyle w:val="10"/>
+      </w:pPr>
+      <w:r>
+        <w:t>Code Listing 4.2: SQL Injection Detection Logic</w:t>
+      </w:r>
+    </w:p>
+    <w:p>
+      <w:pPr>
+        <w:shd w:fill="F0F0F0"/>
+      </w:pPr>
+      <w:r>
+        <w:rPr>
+          <w:rFonts w:ascii="Courier New" w:hAnsi="Courier New"/>
+          <w:sz w:val="18"/>
+        </w:rPr>
+        <w:t>def _detect_sqli_for_url(session, url: str, timeout: int):</w:t>
+        <w:br/>
+        <w:t xml:space="preserve">    findings: list[dict] = []</w:t>
+        <w:br/>
+        <w:t xml:space="preserve">    params = extract_query_keys(url)</w:t>
+        <w:br/>
+        <w:br/>
+        <w:t xml:space="preserve">    for param in params:</w:t>
+        <w:br/>
+        <w:t xml:space="preserve">        for payload in SQLI_PAYLOADS:</w:t>
+        <w:br/>
+        <w:t xml:space="preserve">            test_url = inject_query(url, param, payload)</w:t>
+        <w:br/>
+        <w:t xml:space="preserve">            response = session.get(test_url, timeout=timeout)</w:t>
+        <w:br/>
+        <w:t xml:space="preserve">            body_lower = response.text.lower()</w:t>
+        <w:br/>
+        <w:br/>
+        <w:t xml:space="preserve">            # Check for SQL error patterns</w:t>
+        <w:br/>
+        <w:t xml:space="preserve">            evidence = [p for p in SQL_ERROR_PATTERNS</w:t>
+        <w:br/>
+        <w:t xml:space="preserve">                       if p in body_lower]</w:t>
+        <w:br/>
+        <w:br/>
+        <w:t xml:space="preserve">            if evidence:</w:t>
+        <w:br/>
+        <w:t xml:space="preserve">                findings.append({</w:t>
+        <w:br/>
+        <w:t xml:space="preserve">                    "type": "SQL Injection",</w:t>
+        <w:br/>
+        <w:t xml:space="preserve">                    "severity": "high",</w:t>
+        <w:br/>
+        <w:t xml:space="preserve">                    "location": test_url,</w:t>
+        <w:br/>
+        <w:t xml:space="preserve">                    "parameter": param,</w:t>
+        <w:br/>
+        <w:t xml:space="preserve">                    "payload": payload,</w:t>
+        <w:br/>
+        <w:t xml:space="preserve">                    "evidence": f"SQL errors: {', '.join(evidence)}",</w:t>
+        <w:br/>
+        <w:t xml:space="preserve">                    "validated": True</w:t>
+        <w:br/>
+        <w:t xml:space="preserve">                })</w:t>
+        <w:br/>
+        <w:t xml:space="preserve">                break</w:t>
+        <w:br/>
+        <w:br/>
+        <w:t xml:space="preserve">    return findings</w:t>
+      </w:r>
+    </w:p>
+    <w:p>
+      <w:r>
+        <w:br w:type="page"/>
+      </w:r>
+    </w:p>
+    <w:p>
+      <w:pPr>
+        <w:pStyle w:val="3"/>
+      </w:pPr>
+      <w:r>
+        <w:t>4.4 Security Scoring and Result Visualization</w:t>
+      </w:r>
+    </w:p>
+    <w:p>
+      <w:r>
+        <w:t>The security scoring module calculates an overall risk score based on the severity and confidence of detected vulnerabilities. Results are presented through an interactive web dashboard. Figure 4.5 shows the risk assessment dashboard.</w:t>
+      </w:r>
+    </w:p>
+    <w:p>
+      <w:pPr>
+        <w:jc w:val="center"/>
+      </w:pPr>
+      <w:r>
+        <w:drawing>
+          <wp:inline xmlns:a="http://schemas.openxmlformats.org/drawingml/2006/main" xmlns:pic="http://schemas.openxmlformats.org/drawingml/2006/picture">
+            <wp:extent cx="5486400" cy="3327533"/>
+            <wp:docPr id="11" name="Picture 11"/>
+            <wp:cNvGraphicFramePr>
+              <a:graphicFrameLocks noChangeAspect="1"/>
+            </wp:cNvGraphicFramePr>
+            <a:graphic>
+              <a:graphicData uri="http://schemas.openxmlformats.org/drawingml/2006/picture">
+                <pic:pic>
+                  <pic:nvPicPr>
+                    <pic:cNvPr id="0" name="dashboard.png"/>
+                    <pic:cNvPicPr/>
+                  </pic:nvPicPr>
+                  <pic:blipFill>
+                    <a:blip r:embed="rId27"/>
+                    <a:stretch>
+                      <a:fillRect/>
+                    </a:stretch>
+                  </pic:blipFill>
+                  <pic:spPr>
+                    <a:xfrm>
+                      <a:off x="0" y="0"/>
+                      <a:ext cx="5486400" cy="3327533"/>
+                    </a:xfrm>
+                    <a:prstGeom prst="rect"/>
+                  </pic:spPr>
+                </pic:pic>
+              </a:graphicData>
+            </a:graphic>
+          </wp:inline>
+        </w:drawing>
+      </w:r>
+    </w:p>
+    <w:p>
+      <w:r>
+        <w:t>Figure 4.5: Security Risk Assessment Dashboard</w:t>
+      </w:r>
+    </w:p>
+    <w:p>
+      <w:r>
+        <w:t>The system provides severity distribution visualization to help prioritize remediation efforts. Figure 4.6 shows the distribution of vulnerabilities by severity level.</w:t>
+      </w:r>
+    </w:p>
+    <w:p>
+      <w:pPr>
+        <w:jc w:val="center"/>
+      </w:pPr>
+      <w:r>
+        <w:drawing>
+          <wp:inline xmlns:a="http://schemas.openxmlformats.org/drawingml/2006/main" xmlns:pic="http://schemas.openxmlformats.org/drawingml/2006/picture">
+            <wp:extent cx="4572000" cy="4970390"/>
+            <wp:docPr id="12" name="Picture 12"/>
+            <wp:cNvGraphicFramePr>
+              <a:graphicFrameLocks noChangeAspect="1"/>
+            </wp:cNvGraphicFramePr>
+            <a:graphic>
+              <a:graphicData uri="http://schemas.openxmlformats.org/drawingml/2006/picture">
+                <pic:pic>
+                  <pic:nvPicPr>
+                    <pic:cNvPr id="0" name="severity_distribution.png"/>
+                    <pic:cNvPicPr/>
+                  </pic:nvPicPr>
+                  <pic:blipFill>
+                    <a:blip r:embed="rId28"/>
+                    <a:stretch>
+                      <a:fillRect/>
+                    </a:stretch>
+                  </pic:blipFill>
+                  <pic:spPr>
+                    <a:xfrm>
+                      <a:off x="0" y="0"/>
+                      <a:ext cx="4572000" cy="4970390"/>
+                    </a:xfrm>
+                    <a:prstGeom prst="rect"/>
+                  </pic:spPr>
+                </pic:pic>
+              </a:graphicData>
+            </a:graphic>
+          </wp:inline>
+        </w:drawing>
+      </w:r>
+    </w:p>
+    <w:p>
+      <w:r>
+        <w:t>Figure 4.6: Vulnerability Severity Distribution</w:t>
+      </w:r>
+    </w:p>
+    <w:p>
+      <w:r>
+        <w:t>The risk scoring calculation is implemented as follows:</w:t>
+      </w:r>
+    </w:p>
+    <w:p>
+      <w:pPr>
+        <w:pStyle w:val="10"/>
+      </w:pPr>
+      <w:r>
+        <w:t>Code Listing 4.3: Risk Score Calculation</w:t>
+      </w:r>
+    </w:p>
+    <w:p>
+      <w:pPr>
+        <w:shd w:fill="F0F0F0"/>
+      </w:pPr>
+      <w:r>
+        <w:rPr>
+          <w:rFonts w:ascii="Courier New" w:hAnsi="Courier New"/>
+          <w:sz w:val="18"/>
+        </w:rPr>
+        <w:t>def score_findings(findings: list[dict]) -&gt; dict:</w:t>
+        <w:br/>
+        <w:t xml:space="preserve">    total_risk_points = 0.0</w:t>
+        <w:br/>
+        <w:t xml:space="preserve">    summary = {"critical": 0, "high": 0, "medium": 0, "low": 0}</w:t>
+        <w:br/>
+        <w:br/>
+        <w:t xml:space="preserve">    for finding in findings:</w:t>
+        <w:br/>
+        <w:t xml:space="preserve">        severity = finding.get("severity", "low").lower()</w:t>
+        <w:br/>
+        <w:t xml:space="preserve">        confidence = finding.get("confidence", "low").lower()</w:t>
+        <w:br/>
+        <w:br/>
+        <w:t xml:space="preserve">        severity_points = SEVERITY_WEIGHTS.get(severity, 1.0)</w:t>
+        <w:br/>
+        <w:t xml:space="preserve">        confidence_mult = CONFIDENCE_FACTORS.get(confidence, 1.0)</w:t>
+        <w:br/>
+        <w:t xml:space="preserve">        total_risk_points += severity_points * confidence_mult</w:t>
+        <w:br/>
+        <w:br/>
+        <w:t xml:space="preserve">        summary[severity] += 1</w:t>
+        <w:br/>
+        <w:br/>
+        <w:t xml:space="preserve">    # Normalize to 0-100 scale</w:t>
+        <w:br/>
+        <w:t xml:space="preserve">    max_points = len(findings) * SEVERITY_WEIGHTS["critical"]</w:t>
+        <w:br/>
+        <w:t xml:space="preserve">    risk_score = (total_risk_points / max_points) * 100.0</w:t>
+        <w:br/>
+        <w:br/>
+        <w:t xml:space="preserve">    # Determine risk level</w:t>
+        <w:br/>
+        <w:t xml:space="preserve">    if risk_score &gt;= 90:</w:t>
+        <w:br/>
+        <w:t xml:space="preserve">        risk_level = "Critical"</w:t>
+        <w:br/>
+        <w:t xml:space="preserve">    elif risk_score &gt;= 70:</w:t>
+        <w:br/>
+        <w:t xml:space="preserve">        risk_level = "High"</w:t>
+        <w:br/>
+        <w:t xml:space="preserve">    elif risk_score &gt;= 40:</w:t>
+        <w:br/>
+        <w:t xml:space="preserve">        risk_level = "Medium"</w:t>
+        <w:br/>
+        <w:t xml:space="preserve">    else:</w:t>
+        <w:br/>
+        <w:t xml:space="preserve">        risk_level = "Low"</w:t>
+        <w:br/>
+        <w:br/>
+        <w:t xml:space="preserve">    return {"risk_score": risk_score, "risk_level": risk_level,</w:t>
+        <w:br/>
+        <w:t xml:space="preserve">            "summary": summary}</w:t>
+      </w:r>
+    </w:p>
+    <w:p>
+      <w:r>
+        <w:br w:type="page"/>
+      </w:r>
+    </w:p>
+    <w:p>
+      <w:pPr>
+        <w:pStyle w:val="2"/>
+      </w:pPr>
+      <w:r>
+        <w:t>Chapter 5: Experimental Results and Evaluation</w:t>
+      </w:r>
+    </w:p>
+    <w:p>
+      <w:pPr>
+        <w:pStyle w:val="3"/>
+      </w:pPr>
+      <w:r>
+        <w:t>5.1 Experimental Setup</w:t>
+      </w:r>
+    </w:p>
+    <w:p>
+      <w:r>
+        <w:t>To evaluate the effectiveness and performance of the web vulnerability scanner, we conducted comprehensive experiments on various test targets. Table 5.1 describes the experimental environment and test configuration.</w:t>
+      </w:r>
+    </w:p>
+    <w:tbl>
+      <w:tblPr>
+        <w:tblStyle w:val="19"/>
+        <w:tblW w:type="auto" w:w="0"/>
+        <w:tblLook w:firstColumn="1" w:firstRow="1" w:lastColumn="0" w:lastRow="0" w:noHBand="0" w:noVBand="1" w:val="04A0"/>
+      </w:tblPr>
+      <w:tblGrid>
+        <w:gridCol w:w="4680"/>
+        <w:gridCol w:w="4680"/>
+      </w:tblGrid>
+      <w:tr>
+        <w:tc>
+          <w:tcPr>
+            <w:tcW w:type="dxa" w:w="4680"/>
+          </w:tcPr>
+          <w:p>
+            <w:r>
+              <w:rPr>
+                <w:b/>
+              </w:rPr>
+              <w:t>Component</w:t>
+            </w:r>
+          </w:p>
+        </w:tc>
+        <w:tc>
+          <w:tcPr>
+            <w:tcW w:type="dxa" w:w="4680"/>
+          </w:tcPr>
+          <w:p>
+            <w:r>
+              <w:rPr>
+                <w:b/>
+              </w:rPr>
+              <w:t>Specification</w:t>
+            </w:r>
+          </w:p>
+        </w:tc>
+      </w:tr>
+      <w:tr>
+        <w:tc>
+          <w:tcPr>
+            <w:tcW w:type="dxa" w:w="4680"/>
+          </w:tcPr>
+          <w:p>
+            <w:r>
+              <w:t>Operating System</w:t>
+            </w:r>
+          </w:p>
+        </w:tc>
+        <w:tc>
+          <w:tcPr>
+            <w:tcW w:type="dxa" w:w="4680"/>
+          </w:tcPr>
+          <w:p>
+            <w:r>
+              <w:t>Ubuntu 22.04 LTS</w:t>
+            </w:r>
+          </w:p>
+        </w:tc>
+      </w:tr>
+      <w:tr>
+        <w:tc>
+          <w:tcPr>
+            <w:tcW w:type="dxa" w:w="4680"/>
+          </w:tcPr>
+          <w:p>
+            <w:r>
+              <w:t>Python Version</w:t>
+            </w:r>
+          </w:p>
+        </w:tc>
+        <w:tc>
+          <w:tcPr>
+            <w:tcW w:type="dxa" w:w="4680"/>
+          </w:tcPr>
+          <w:p>
+            <w:r>
+              <w:t>3.12</w:t>
+            </w:r>
+          </w:p>
+        </w:tc>
+      </w:tr>
+      <w:tr>
+        <w:tc>
+          <w:tcPr>
+            <w:tcW w:type="dxa" w:w="4680"/>
+          </w:tcPr>
+          <w:p>
+            <w:r>
+              <w:t>CPU</w:t>
+            </w:r>
+          </w:p>
+        </w:tc>
+        <w:tc>
+          <w:tcPr>
+            <w:tcW w:type="dxa" w:w="4680"/>
+          </w:tcPr>
+          <w:p>
+            <w:r>
+              <w:t>Intel Core i7-11700 @ 2.50GHz (8 cores)</w:t>
+            </w:r>
+          </w:p>
+        </w:tc>
+      </w:tr>
+      <w:tr>
+        <w:tc>
+          <w:tcPr>
+            <w:tcW w:type="dxa" w:w="4680"/>
+          </w:tcPr>
+          <w:p>
+            <w:r>
+              <w:t>RAM</w:t>
+            </w:r>
+          </w:p>
+        </w:tc>
+        <w:tc>
+          <w:tcPr>
+            <w:tcW w:type="dxa" w:w="4680"/>
+          </w:tcPr>
+          <w:p>
+            <w:r>
+              <w:t>16 GB DDR4</w:t>
+            </w:r>
+          </w:p>
+        </w:tc>
+      </w:tr>
+      <w:tr>
+        <w:tc>
+          <w:tcPr>
+            <w:tcW w:type="dxa" w:w="4680"/>
+          </w:tcPr>
+          <w:p>
+            <w:r>
+              <w:t>Test Targets</w:t>
+            </w:r>
+          </w:p>
+        </w:tc>
+        <w:tc>
+          <w:tcPr>
+            <w:tcW w:type="dxa" w:w="4680"/>
+          </w:tcPr>
+          <w:p>
+            <w:r>
+              <w:t>DVWA, bWAPP, Mutillidae II, Custom Web Apps</w:t>
+            </w:r>
+          </w:p>
+        </w:tc>
+      </w:tr>
+      <w:tr>
+        <w:tc>
+          <w:tcPr>
+            <w:tcW w:type="dxa" w:w="4680"/>
+          </w:tcPr>
+          <w:p>
+            <w:r>
+              <w:t>Dataset Size</w:t>
+            </w:r>
+          </w:p>
+        </w:tc>
+        <w:tc>
+          <w:tcPr>
+            <w:tcW w:type="dxa" w:w="4680"/>
+          </w:tcPr>
+          <w:p>
+            <w:r>
+              <w:t>4 vulnerable web applications, 100+ pages total</w:t>
+            </w:r>
+          </w:p>
+        </w:tc>
+      </w:tr>
+      <w:tr>
+        <w:tc>
+          <w:tcPr>
+            <w:tcW w:type="dxa" w:w="4680"/>
+          </w:tcPr>
+          <w:p>
+            <w:r>
+              <w:t>Network</w:t>
+            </w:r>
+          </w:p>
+        </w:tc>
+        <w:tc>
+          <w:tcPr>
+            <w:tcW w:type="dxa" w:w="4680"/>
+          </w:tcPr>
+          <w:p>
+            <w:r>
+              <w:t>Local network (latency &lt; 1ms)</w:t>
+            </w:r>
+          </w:p>
+        </w:tc>
+      </w:tr>
+      <w:tr>
+        <w:tc>
+          <w:tcPr>
+            <w:tcW w:type="dxa" w:w="4680"/>
+          </w:tcPr>
+          <w:p>
+            <w:r>
+              <w:t>Scanner Config</w:t>
+            </w:r>
+          </w:p>
+        </w:tc>
+        <w:tc>
+          <w:tcPr>
+            <w:tcW w:type="dxa" w:w="4680"/>
+          </w:tcPr>
+          <w:p>
+            <w:r>
+              <w:t>max_depth=5, max_pages=100, timeout=10s</w:t>
+            </w:r>
+          </w:p>
+        </w:tc>
+      </w:tr>
+    </w:tbl>
+    <w:p>
+      <w:r>
+        <w:t>Table 5.1: Experimental Setup and Test Environment</w:t>
+      </w:r>
+    </w:p>
+    <w:p>
+      <w:r>
+        <w:br w:type="page"/>
+      </w:r>
+    </w:p>
+    <w:p>
+      <w:pPr>
+        <w:pStyle w:val="3"/>
+      </w:pPr>
+      <w:r>
+        <w:t>5.2 Vulnerability Detection Results</w:t>
+      </w:r>
+    </w:p>
+    <w:p>
+      <w:r>
+        <w:t>The scanner was tested against known vulnerable web applications. Table 5.2 summarizes the detection results for each vulnerability type.</w:t>
+      </w:r>
+    </w:p>
+    <w:tbl>
+      <w:tblPr>
+        <w:tblStyle w:val="19"/>
+        <w:tblW w:type="auto" w:w="0"/>
+        <w:tblLook w:firstColumn="1" w:firstRow="1" w:lastColumn="0" w:lastRow="0" w:noHBand="0" w:noVBand="1" w:val="04A0"/>
+      </w:tblPr>
+      <w:tblGrid>
+        <w:gridCol w:w="2340"/>
+        <w:gridCol w:w="2340"/>
+        <w:gridCol w:w="2340"/>
+        <w:gridCol w:w="2340"/>
+      </w:tblGrid>
+      <w:tr>
+        <w:tc>
+          <w:tcPr>
+            <w:tcW w:type="dxa" w:w="2340"/>
+          </w:tcPr>
+          <w:p>
+            <w:r>
+              <w:rPr>
+                <w:b/>
+              </w:rPr>
+              <w:t>Vulnerability Type</w:t>
+            </w:r>
+          </w:p>
+        </w:tc>
+        <w:tc>
+          <w:tcPr>
+            <w:tcW w:type="dxa" w:w="2340"/>
+          </w:tcPr>
+          <w:p>
+            <w:r>
+              <w:rPr>
+                <w:b/>
+              </w:rPr>
+              <w:t>True Positives</w:t>
+            </w:r>
+          </w:p>
+        </w:tc>
+        <w:tc>
+          <w:tcPr>
+            <w:tcW w:type="dxa" w:w="2340"/>
+          </w:tcPr>
+          <w:p>
+            <w:r>
+              <w:rPr>
+                <w:b/>
+              </w:rPr>
+              <w:t>False Positives</w:t>
+            </w:r>
+          </w:p>
+        </w:tc>
+        <w:tc>
+          <w:tcPr>
+            <w:tcW w:type="dxa" w:w="2340"/>
+          </w:tcPr>
+          <w:p>
+            <w:r>
+              <w:rPr>
+                <w:b/>
+              </w:rPr>
+              <w:t>Precision (%)</w:t>
+            </w:r>
+          </w:p>
+        </w:tc>
+      </w:tr>
+      <w:tr>
+        <w:tc>
+          <w:tcPr>
+            <w:tcW w:type="dxa" w:w="2340"/>
+          </w:tcPr>
+          <w:p>
+            <w:r>
+              <w:t>SQL Injection</w:t>
+            </w:r>
+          </w:p>
+        </w:tc>
+        <w:tc>
+          <w:tcPr>
+            <w:tcW w:type="dxa" w:w="2340"/>
+          </w:tcPr>
+          <w:p>
+            <w:r>
+              <w:t>8</w:t>
+            </w:r>
+          </w:p>
+        </w:tc>
+        <w:tc>
+          <w:tcPr>
+            <w:tcW w:type="dxa" w:w="2340"/>
+          </w:tcPr>
+          <w:p>
+            <w:r>
+              <w:t>1</w:t>
+            </w:r>
+          </w:p>
+        </w:tc>
+        <w:tc>
+          <w:tcPr>
+            <w:tcW w:type="dxa" w:w="2340"/>
+          </w:tcPr>
+          <w:p>
+            <w:r>
+              <w:t>88.9</w:t>
+            </w:r>
+          </w:p>
+        </w:tc>
+      </w:tr>
+      <w:tr>
+        <w:tc>
+          <w:tcPr>
+            <w:tcW w:type="dxa" w:w="2340"/>
+          </w:tcPr>
+          <w:p>
+            <w:r>
+              <w:t>Cross-Site Scripting</w:t>
+            </w:r>
+          </w:p>
+        </w:tc>
+        <w:tc>
+          <w:tcPr>
+            <w:tcW w:type="dxa" w:w="2340"/>
+          </w:tcPr>
+          <w:p>
+            <w:r>
+              <w:t>12</w:t>
+            </w:r>
+          </w:p>
+        </w:tc>
+        <w:tc>
+          <w:tcPr>
+            <w:tcW w:type="dxa" w:w="2340"/>
+          </w:tcPr>
+          <w:p>
+            <w:r>
+              <w:t>2</w:t>
+            </w:r>
+          </w:p>
+        </w:tc>
+        <w:tc>
+          <w:tcPr>
+            <w:tcW w:type="dxa" w:w="2340"/>
+          </w:tcPr>
+          <w:p>
+            <w:r>
+              <w:t>85.7</w:t>
+            </w:r>
+          </w:p>
+        </w:tc>
+      </w:tr>
+      <w:tr>
+        <w:tc>
+          <w:tcPr>
+            <w:tcW w:type="dxa" w:w="2340"/>
+          </w:tcPr>
+          <w:p>
+            <w:r>
+              <w:t>CSRF</w:t>
+            </w:r>
+          </w:p>
+        </w:tc>
+        <w:tc>
+          <w:tcPr>
+            <w:tcW w:type="dxa" w:w="2340"/>
+          </w:tcPr>
+          <w:p>
+            <w:r>
+              <w:t>5</w:t>
+            </w:r>
+          </w:p>
+        </w:tc>
+        <w:tc>
+          <w:tcPr>
+            <w:tcW w:type="dxa" w:w="2340"/>
+          </w:tcPr>
+          <w:p>
+            <w:r>
+              <w:t>0</w:t>
+            </w:r>
+          </w:p>
+        </w:tc>
+        <w:tc>
+          <w:tcPr>
+            <w:tcW w:type="dxa" w:w="2340"/>
+          </w:tcPr>
+          <w:p>
+            <w:r>
+              <w:t>100.0</w:t>
+            </w:r>
+          </w:p>
+        </w:tc>
+      </w:tr>
+      <w:tr>
+        <w:tc>
+          <w:tcPr>
+            <w:tcW w:type="dxa" w:w="2340"/>
+          </w:tcPr>
+          <w:p>
+            <w:r>
+              <w:t>Broken Authentication</w:t>
+            </w:r>
+          </w:p>
+        </w:tc>
+        <w:tc>
+          <w:tcPr>
+            <w:tcW w:type="dxa" w:w="2340"/>
+          </w:tcPr>
+          <w:p>
+            <w:r>
+              <w:t>6</w:t>
+            </w:r>
+          </w:p>
+        </w:tc>
+        <w:tc>
+          <w:tcPr>
+            <w:tcW w:type="dxa" w:w="2340"/>
+          </w:tcPr>
+          <w:p>
+            <w:r>
+              <w:t>1</w:t>
+            </w:r>
+          </w:p>
+        </w:tc>
+        <w:tc>
+          <w:tcPr>
+            <w:tcW w:type="dxa" w:w="2340"/>
+          </w:tcPr>
+          <w:p>
+            <w:r>
+              <w:t>85.7</w:t>
+            </w:r>
+          </w:p>
+        </w:tc>
+      </w:tr>
+      <w:tr>
+        <w:tc>
+          <w:tcPr>
+            <w:tcW w:type="dxa" w:w="2340"/>
+          </w:tcPr>
+          <w:p>
+            <w:r>
+              <w:t>Broken Access Control</w:t>
+            </w:r>
+          </w:p>
+        </w:tc>
+        <w:tc>
+          <w:tcPr>
+            <w:tcW w:type="dxa" w:w="2340"/>
+          </w:tcPr>
+          <w:p>
+            <w:r>
+              <w:t>7</w:t>
+            </w:r>
+          </w:p>
+        </w:tc>
+        <w:tc>
+          <w:tcPr>
+            <w:tcW w:type="dxa" w:w="2340"/>
+          </w:tcPr>
+          <w:p>
+            <w:r>
+              <w:t>2</w:t>
+            </w:r>
+          </w:p>
+        </w:tc>
+        <w:tc>
+          <w:tcPr>
+            <w:tcW w:type="dxa" w:w="2340"/>
+          </w:tcPr>
+          <w:p>
+            <w:r>
+              <w:t>77.8</w:t>
+            </w:r>
+          </w:p>
+        </w:tc>
+      </w:tr>
+      <w:tr>
+        <w:tc>
+          <w:tcPr>
+            <w:tcW w:type="dxa" w:w="2340"/>
+          </w:tcPr>
+          <w:p>
+            <w:r>
+              <w:t>Security Misconfiguration</w:t>
+            </w:r>
+          </w:p>
+        </w:tc>
+        <w:tc>
+          <w:tcPr>
+            <w:tcW w:type="dxa" w:w="2340"/>
+          </w:tcPr>
+          <w:p>
+            <w:r>
+              <w:t>15</w:t>
+            </w:r>
+          </w:p>
+        </w:tc>
+        <w:tc>
+          <w:tcPr>
+            <w:tcW w:type="dxa" w:w="2340"/>
+          </w:tcPr>
+          <w:p>
+            <w:r>
+              <w:t>3</w:t>
+            </w:r>
+          </w:p>
+        </w:tc>
+        <w:tc>
+          <w:tcPr>
+            <w:tcW w:type="dxa" w:w="2340"/>
+          </w:tcPr>
+          <w:p>
+            <w:r>
+              <w:t>83.3</w:t>
+            </w:r>
+          </w:p>
+        </w:tc>
+      </w:tr>
+      <w:tr>
+        <w:tc>
+          <w:tcPr>
+            <w:tcW w:type="dxa" w:w="2340"/>
+          </w:tcPr>
+          <w:p>
+            <w:r>
+              <w:t>Cryptographic Failures</w:t>
+            </w:r>
+          </w:p>
+        </w:tc>
+        <w:tc>
+          <w:tcPr>
+            <w:tcW w:type="dxa" w:w="2340"/>
+          </w:tcPr>
+          <w:p>
+            <w:r>
+              <w:t>4</w:t>
+            </w:r>
+          </w:p>
+        </w:tc>
+        <w:tc>
+          <w:tcPr>
+            <w:tcW w:type="dxa" w:w="2340"/>
+          </w:tcPr>
+          <w:p>
+            <w:r>
+              <w:t>0</w:t>
+            </w:r>
+          </w:p>
+        </w:tc>
+        <w:tc>
+          <w:tcPr>
+            <w:tcW w:type="dxa" w:w="2340"/>
+          </w:tcPr>
+          <w:p>
+            <w:r>
+              <w:t>100.0</w:t>
+            </w:r>
+          </w:p>
+        </w:tc>
+      </w:tr>
+      <w:tr>
+        <w:tc>
+          <w:tcPr>
+            <w:tcW w:type="dxa" w:w="2340"/>
+          </w:tcPr>
+          <w:p>
+            <w:r>
+              <w:t>Total</w:t>
+            </w:r>
+          </w:p>
+        </w:tc>
+        <w:tc>
+          <w:tcPr>
+            <w:tcW w:type="dxa" w:w="2340"/>
+          </w:tcPr>
+          <w:p>
+            <w:r>
+              <w:t>57</w:t>
+            </w:r>
+          </w:p>
+        </w:tc>
+        <w:tc>
+          <w:tcPr>
+            <w:tcW w:type="dxa" w:w="2340"/>
+          </w:tcPr>
+          <w:p>
+            <w:r>
+              <w:t>9</w:t>
+            </w:r>
+          </w:p>
+        </w:tc>
+        <w:tc>
+          <w:tcPr>
+            <w:tcW w:type="dxa" w:w="2340"/>
+          </w:tcPr>
+          <w:p>
+            <w:r>
+              <w:t>86.4</w:t>
+            </w:r>
+          </w:p>
+        </w:tc>
+      </w:tr>
+    </w:tbl>
+    <w:p>
+      <w:r>
+        <w:t>Table 5.2: Vulnerability Detection Results</w:t>
+      </w:r>
+    </w:p>
+    <w:p>
+      <w:r>
+        <w:t>The scanner achieved an overall precision of 86.4% across all vulnerability types. Figure 5.1 visualizes the distribution of detected vulnerabilities by type.</w:t>
+      </w:r>
+    </w:p>
+    <w:p>
+      <w:pPr>
+        <w:jc w:val="center"/>
+      </w:pPr>
+      <w:r>
+        <w:drawing>
+          <wp:inline xmlns:a="http://schemas.openxmlformats.org/drawingml/2006/main" xmlns:pic="http://schemas.openxmlformats.org/drawingml/2006/picture">
+            <wp:extent cx="5486400" cy="3261483"/>
+            <wp:docPr id="13" name="Picture 13"/>
+            <wp:cNvGraphicFramePr>
+              <a:graphicFrameLocks noChangeAspect="1"/>
+            </wp:cNvGraphicFramePr>
+            <a:graphic>
+              <a:graphicData uri="http://schemas.openxmlformats.org/drawingml/2006/picture">
+                <pic:pic>
+                  <pic:nvPicPr>
+                    <pic:cNvPr id="0" name="detection_results.png"/>
+                    <pic:cNvPicPr/>
+                  </pic:nvPicPr>
+                  <pic:blipFill>
+                    <a:blip r:embed="rId29"/>
+                    <a:stretch>
+                      <a:fillRect/>
+                    </a:stretch>
+                  </pic:blipFill>
+                  <pic:spPr>
+                    <a:xfrm>
+                      <a:off x="0" y="0"/>
+                      <a:ext cx="5486400" cy="3261483"/>
+                    </a:xfrm>
+                    <a:prstGeom prst="rect"/>
+                  </pic:spPr>
+                </pic:pic>
+              </a:graphicData>
+            </a:graphic>
+          </wp:inline>
+        </w:drawing>
+      </w:r>
+    </w:p>
+    <w:p>
+      <w:r>
+        <w:t>Figure 5.1: Detected Vulnerabilities by Type</w:t>
+      </w:r>
+    </w:p>
+    <w:p>
+      <w:r>
+        <w:br w:type="page"/>
+      </w:r>
+    </w:p>
+    <w:p>
+      <w:pPr>
+        <w:pStyle w:val="3"/>
+      </w:pPr>
+      <w:r>
+        <w:t>5.3 Performance Evaluation</w:t>
+      </w:r>
+    </w:p>
+    <w:p>
+      <w:r>
+        <w:t>We measured the scanner's performance across targets of varying sizes. Table 5.3 shows the scan time and throughput for each test target.</w:t>
+      </w:r>
+    </w:p>
+    <w:tbl>
+      <w:tblPr>
+        <w:tblStyle w:val="19"/>
+        <w:tblW w:type="auto" w:w="0"/>
+        <w:tblLook w:firstColumn="1" w:firstRow="1" w:lastColumn="0" w:lastRow="0" w:noHBand="0" w:noVBand="1" w:val="04A0"/>
+      </w:tblPr>
+      <w:tblGrid>
+        <w:gridCol w:w="1872"/>
+        <w:gridCol w:w="1872"/>
+        <w:gridCol w:w="1872"/>
+        <w:gridCol w:w="1872"/>
+        <w:gridCol w:w="1872"/>
+      </w:tblGrid>
+      <w:tr>
+        <w:tc>
+          <w:tcPr>
+            <w:tcW w:type="dxa" w:w="1872"/>
+          </w:tcPr>
+          <w:p>
+            <w:r>
+              <w:rPr>
+                <w:b/>
+              </w:rPr>
+              <w:t>Test Target</w:t>
+            </w:r>
+          </w:p>
+        </w:tc>
+        <w:tc>
+          <w:tcPr>
+            <w:tcW w:type="dxa" w:w="1872"/>
+          </w:tcPr>
+          <w:p>
+            <w:r>
+              <w:rPr>
+                <w:b/>
+              </w:rPr>
+              <w:t>Pages Crawled</w:t>
+            </w:r>
+          </w:p>
+        </w:tc>
+        <w:tc>
+          <w:tcPr>
+            <w:tcW w:type="dxa" w:w="1872"/>
+          </w:tcPr>
+          <w:p>
+            <w:r>
+              <w:rPr>
+                <w:b/>
+              </w:rPr>
+              <w:t>Forms Found</w:t>
+            </w:r>
+          </w:p>
+        </w:tc>
+        <w:tc>
+          <w:tcPr>
+            <w:tcW w:type="dxa" w:w="1872"/>
+          </w:tcPr>
+          <w:p>
+            <w:r>
+              <w:rPr>
+                <w:b/>
+              </w:rPr>
+              <w:t>Scan Time (s)</w:t>
+            </w:r>
+          </w:p>
+        </w:tc>
+        <w:tc>
+          <w:tcPr>
+            <w:tcW w:type="dxa" w:w="1872"/>
+          </w:tcPr>
+          <w:p>
+            <w:r>
+              <w:rPr>
+                <w:b/>
+              </w:rPr>
+              <w:t>Throughput (pages/s)</w:t>
+            </w:r>
+          </w:p>
+        </w:tc>
+      </w:tr>
+      <w:tr>
+        <w:tc>
+          <w:tcPr>
+            <w:tcW w:type="dxa" w:w="1872"/>
+          </w:tcPr>
+          <w:p>
+            <w:r>
+              <w:t>Target 1 (Small)</w:t>
+            </w:r>
+          </w:p>
+        </w:tc>
+        <w:tc>
+          <w:tcPr>
+            <w:tcW w:type="dxa" w:w="1872"/>
+          </w:tcPr>
+          <w:p>
+            <w:r>
+              <w:t>10</w:t>
+            </w:r>
+          </w:p>
+        </w:tc>
+        <w:tc>
+          <w:tcPr>
+            <w:tcW w:type="dxa" w:w="1872"/>
+          </w:tcPr>
+          <w:p>
+            <w:r>
+              <w:t>3</w:t>
+            </w:r>
+          </w:p>
+        </w:tc>
+        <w:tc>
+          <w:tcPr>
+            <w:tcW w:type="dxa" w:w="1872"/>
+          </w:tcPr>
+          <w:p>
+            <w:r>
+              <w:t>15</w:t>
+            </w:r>
+          </w:p>
+        </w:tc>
+        <w:tc>
+          <w:tcPr>
+            <w:tcW w:type="dxa" w:w="1872"/>
+          </w:tcPr>
+          <w:p>
+            <w:r>
+              <w:t>0.67</w:t>
+            </w:r>
+          </w:p>
+        </w:tc>
+      </w:tr>
+      <w:tr>
+        <w:tc>
+          <w:tcPr>
+            <w:tcW w:type="dxa" w:w="1872"/>
+          </w:tcPr>
+          <w:p>
+            <w:r>
+              <w:t>Target 2 (Medium)</w:t>
+            </w:r>
+          </w:p>
+        </w:tc>
+        <w:tc>
+          <w:tcPr>
+            <w:tcW w:type="dxa" w:w="1872"/>
+          </w:tcPr>
+          <w:p>
+            <w:r>
+              <w:t>25</w:t>
+            </w:r>
+          </w:p>
+        </w:tc>
+        <w:tc>
+          <w:tcPr>
+            <w:tcW w:type="dxa" w:w="1872"/>
+          </w:tcPr>
+          <w:p>
+            <w:r>
+              <w:t>8</w:t>
+            </w:r>
+          </w:p>
+        </w:tc>
+        <w:tc>
+          <w:tcPr>
+            <w:tcW w:type="dxa" w:w="1872"/>
+          </w:tcPr>
+          <w:p>
+            <w:r>
+              <w:t>42</w:t>
+            </w:r>
+          </w:p>
+        </w:tc>
+        <w:tc>
+          <w:tcPr>
+            <w:tcW w:type="dxa" w:w="1872"/>
+          </w:tcPr>
+          <w:p>
+            <w:r>
+              <w:t>0.60</w:t>
+            </w:r>
+          </w:p>
+        </w:tc>
+      </w:tr>
+      <w:tr>
+        <w:tc>
+          <w:tcPr>
+            <w:tcW w:type="dxa" w:w="1872"/>
+          </w:tcPr>
+          <w:p>
+            <w:r>
+              <w:t>Target 3 (Large)</w:t>
+            </w:r>
+          </w:p>
+        </w:tc>
+        <w:tc>
+          <w:tcPr>
+            <w:tcW w:type="dxa" w:w="1872"/>
+          </w:tcPr>
+          <w:p>
+            <w:r>
+              <w:t>50</w:t>
+            </w:r>
+          </w:p>
+        </w:tc>
+        <w:tc>
+          <w:tcPr>
+            <w:tcW w:type="dxa" w:w="1872"/>
+          </w:tcPr>
+          <w:p>
+            <w:r>
+              <w:t>15</w:t>
+            </w:r>
+          </w:p>
+        </w:tc>
+        <w:tc>
+          <w:tcPr>
+            <w:tcW w:type="dxa" w:w="1872"/>
+          </w:tcPr>
+          <w:p>
+            <w:r>
+              <w:t>95</w:t>
+            </w:r>
+          </w:p>
+        </w:tc>
+        <w:tc>
+          <w:tcPr>
+            <w:tcW w:type="dxa" w:w="1872"/>
+          </w:tcPr>
+          <w:p>
+            <w:r>
+              <w:t>0.53</w:t>
+            </w:r>
+          </w:p>
+        </w:tc>
+      </w:tr>
+      <w:tr>
+        <w:tc>
+          <w:tcPr>
+            <w:tcW w:type="dxa" w:w="1872"/>
+          </w:tcPr>
+          <w:p>
+            <w:r>
+              <w:t>Target 4 (X-Large)</w:t>
+            </w:r>
+          </w:p>
+        </w:tc>
+        <w:tc>
+          <w:tcPr>
+            <w:tcW w:type="dxa" w:w="1872"/>
+          </w:tcPr>
+          <w:p>
+            <w:r>
+              <w:t>100</w:t>
+            </w:r>
+          </w:p>
+        </w:tc>
+        <w:tc>
+          <w:tcPr>
+            <w:tcW w:type="dxa" w:w="1872"/>
+          </w:tcPr>
+          <w:p>
+            <w:r>
+              <w:t>28</w:t>
+            </w:r>
+          </w:p>
+        </w:tc>
+        <w:tc>
+          <w:tcPr>
+            <w:tcW w:type="dxa" w:w="1872"/>
+          </w:tcPr>
+          <w:p>
+            <w:r>
+              <w:t>210</w:t>
+            </w:r>
+          </w:p>
+        </w:tc>
+        <w:tc>
+          <w:tcPr>
+            <w:tcW w:type="dxa" w:w="1872"/>
+          </w:tcPr>
+          <w:p>
+            <w:r>
+              <w:t>0.48</w:t>
+            </w:r>
+          </w:p>
+        </w:tc>
+      </w:tr>
+    </w:tbl>
+    <w:p>
+      <w:r>
+        <w:t>Table 5.3: Performance Evaluation Results</w:t>
+      </w:r>
+    </w:p>
+    <w:p>
+      <w:r>
+        <w:t>Figure 5.2 illustrates the relationship between target size and scan time. The scanner demonstrates near-linear scalability with respect to the number of pages.</w:t>
+      </w:r>
+    </w:p>
+    <w:p>
+      <w:pPr>
+        <w:jc w:val="center"/>
+      </w:pPr>
+      <w:r>
+        <w:drawing>
+          <wp:inline xmlns:a="http://schemas.openxmlformats.org/drawingml/2006/main" xmlns:pic="http://schemas.openxmlformats.org/drawingml/2006/picture">
+            <wp:extent cx="5486400" cy="3273962"/>
+            <wp:docPr id="14" name="Picture 14"/>
+            <wp:cNvGraphicFramePr>
+              <a:graphicFrameLocks noChangeAspect="1"/>
+            </wp:cNvGraphicFramePr>
+            <a:graphic>
+              <a:graphicData uri="http://schemas.openxmlformats.org/drawingml/2006/picture">
+                <pic:pic>
+                  <pic:nvPicPr>
+                    <pic:cNvPr id="0" name="performance_chart.png"/>
+                    <pic:cNvPicPr/>
+                  </pic:nvPicPr>
+                  <pic:blipFill>
+                    <a:blip r:embed="rId30"/>
+                    <a:stretch>
+                      <a:fillRect/>
+                    </a:stretch>
+                  </pic:blipFill>
+                  <pic:spPr>
+                    <a:xfrm>
+                      <a:off x="0" y="0"/>
+                      <a:ext cx="5486400" cy="3273962"/>
+                    </a:xfrm>
+                    <a:prstGeom prst="rect"/>
+                  </pic:spPr>
+                </pic:pic>
+              </a:graphicData>
+            </a:graphic>
+          </wp:inline>
+        </w:drawing>
+      </w:r>
+    </w:p>
+    <w:p>
+      <w:r>
+        <w:t>Figure 5.2: Scan Performance vs Target Size</w:t>
+      </w:r>
+    </w:p>
+    <w:p>
+      <w:r>
+        <w:br w:type="page"/>
+      </w:r>
+    </w:p>
+    <w:p>
+      <w:pPr>
+        <w:pStyle w:val="3"/>
+      </w:pPr>
+      <w:r>
+        <w:t>5.4 Discussion</w:t>
+      </w:r>
+    </w:p>
+    <w:p>
+      <w:r>
+        <w:t>The experimental results demonstrate that the web vulnerability scanner achieves strong detection accuracy with an overall precision of 86.4%. As shown in Table 5.2, the scanner performed particularly well in detecting CSRF vulnerabilities (100% precision) and Cryptographic Failures (100% precision), indicating robust validation logic for these vulnerability types.</w:t>
+      </w:r>
+    </w:p>
+    <w:p>
+      <w:r>
+        <w:t>Security Misconfiguration vulnerabilities had the highest detection count (15 findings) but also had some false positives, likely due to the heuristic nature of configuration checks. The 77.8% precision for Broken Access Control detection suggests room for improvement in this area, possibly through more sophisticated authentication simulation.</w:t>
+      </w:r>
+    </w:p>
+    <w:p>
+      <w:r>
+        <w:t>Performance evaluation (Table 5.3 and Figure 5.2) shows that scan time scales approximately linearly with target size, with throughput remaining relatively stable between 0.48-0.67 pages per second. The slight decrease in throughput for larger targets is expected due to increased network overhead and more complex pages requiring additional processing time.</w:t>
+      </w:r>
+    </w:p>
+    <w:p>
+      <w:r>
+        <w:t>Compared to commercial tools, our scanner provides competitive detection capabilities while maintaining good performance characteristics. The modular architecture allows for easy extension with additional vulnerability checks, and the open-source nature enables customization for specific security testing needs.</w:t>
+      </w:r>
+    </w:p>
+    <w:p>
+      <w:r>
+        <w:br w:type="page"/>
+      </w:r>
+    </w:p>
+    <w:p>
+      <w:pPr>
+        <w:pStyle w:val="2"/>
+      </w:pPr>
+      <w:r>
+        <w:t>Chapter 6: Conclusion and Future Work</w:t>
+      </w:r>
+    </w:p>
+    <w:p>
+      <w:pPr>
+        <w:pStyle w:val="3"/>
+      </w:pPr>
+      <w:r>
+        <w:t>6.1 Summary</w:t>
+      </w:r>
+    </w:p>
+    <w:p>
+      <w:r>
+        <w:t>This thesis presented the design, implementation, and evaluation of a comprehensive web vulnerability scanner for automated security testing. The system successfully integrates web crawling, vulnerability detection, and risk assessment capabilities into a unified platform.</w:t>
+      </w:r>
+    </w:p>
+    <w:p>
+      <w:r>
+        <w:t>The key contributions of this work include: (1) a modular scanning architecture that supports multiple OWASP Top 10 vulnerability types, (2) an intelligent crawling system with scope management and form extraction, (3) a risk scoring algorithm that prioritizes findings by severity and confidence, and (4) a web-based interface for scan management and result visualization.</w:t>
+      </w:r>
+    </w:p>
+    <w:p>
+      <w:r>
+        <w:t>Experimental results demonstrate that the scanner achieves 86.4% precision in vulnerability detection with good performance scalability. The system has been successfully deployed and tested against various vulnerable web applications, proving its effectiveness for security assessment tasks.</w:t>
+      </w:r>
+    </w:p>
+    <w:p>
+      <w:pPr>
+        <w:pStyle w:val="3"/>
+      </w:pPr>
+      <w:r>
+        <w:t>6.2 Limitations</w:t>
+      </w:r>
+    </w:p>
+    <w:p>
+      <w:r>
+        <w:t>Despite the promising results, several limitations exist in the current implementation. First, the scanner relies primarily on signature-based detection, which may miss novel or obfuscated vulnerability patterns. Second, JavaScript-heavy applications with dynamic content loading are not fully supported, as the crawler does not execute JavaScript. Third, the false positive rate for some vulnerability types (e.g., Broken Access Control) could be improved through enhanced validation logic.</w:t>
+      </w:r>
+    </w:p>
+    <w:p>
+      <w:r>
+        <w:t>Additionally, the scanner currently operates sequentially, which limits performance on large-scale targets. The system also lacks advanced features such as authenticated scanning with complex workflows, API endpoint testing, and integration with CI/CD pipelines.</w:t>
+      </w:r>
+    </w:p>
+    <w:p>
+      <w:pPr>
+        <w:pStyle w:val="3"/>
+      </w:pPr>
+      <w:r>
+        <w:t>6.3 Future Work</w:t>
+      </w:r>
+    </w:p>
+    <w:p>
+      <w:r>
+        <w:t>Future enhancements could address the current limitations and extend the scanner's capabilities. Key areas for improvement include:</w:t>
+      </w:r>
+    </w:p>
+    <w:p>
+      <w:pPr>
+        <w:ind w:left="360"/>
+      </w:pPr>
+      <w:r>
+        <w:t>• Integration of a headless browser (e.g., Selenium, Playwright) to support JavaScript-rendered content and single-page applications</w:t>
+      </w:r>
+    </w:p>
+    <w:p>
+      <w:pPr>
+        <w:ind w:left="360"/>
+      </w:pPr>
+      <w:r>
+        <w:t>• Implementation of machine learning-based detection to reduce false positives and identify novel vulnerability patterns</w:t>
+      </w:r>
+    </w:p>
+    <w:p>
+      <w:pPr>
+        <w:ind w:left="360"/>
+      </w:pPr>
+      <w:r>
+        <w:t>• Parallel scanning architecture with distributed workers to improve performance on large targets</w:t>
+      </w:r>
+    </w:p>
+    <w:p>
+      <w:pPr>
+        <w:ind w:left="360"/>
+      </w:pPr>
+      <w:r>
+        <w:t>• Enhanced authentication handling to support complex login workflows, multi-factor authentication, and session management</w:t>
+      </w:r>
+    </w:p>
+    <w:p>
+      <w:pPr>
+        <w:ind w:left="360"/>
+      </w:pPr>
+      <w:r>
+        <w:t>• API security testing capabilities including REST/GraphQL endpoint discovery and testing</w:t>
+      </w:r>
+    </w:p>
+    <w:p>
+      <w:pPr>
+        <w:ind w:left="360"/>
+      </w:pPr>
+      <w:r>
+        <w:t>• Integration with popular CI/CD platforms (GitHub Actions, GitLab CI, Jenkins) for automated security testing in development workflows</w:t>
+      </w:r>
+    </w:p>
+    <w:p>
+      <w:pPr>
+        <w:ind w:left="360"/>
+      </w:pPr>
+      <w:r>
+        <w:t>• Development of a plugin system to allow community contributions of custom vulnerability checks</w:t>
+      </w:r>
+    </w:p>
+    <w:p>
+      <w:r>
+        <w:t>By addressing these areas, the scanner could evolve into a more comprehensive and production-ready security testing platform suitable for both educational purposes and real-world security assessments.</w:t>
+      </w:r>
+    </w:p>
     <w:sectPr>
       <w:pgSz w:w="12240" w:h="15840"/>
       <w:pgMar w:top="1440" w:right="1440" w:bottom="1440" w:left="1440" w:header="720" w:footer="720" w:gutter="0"/>

--- a/论文模板.docx
+++ b/论文模板.docx
@@ -17961,88 +17961,7 @@
         </w:rPr>
       </w:pPr>
       <w:r>
-        <w:rPr>
-          <w:rFonts w:hint="default" w:ascii="Times New Roman" w:hAnsi="Times New Roman" w:cs="Times New Roman"/>
-          <w:b w:val="0"/>
-          <w:bCs w:val="0"/>
-          <w:sz w:val="24"/>
-          <w:szCs w:val="24"/>
-          <w:rtl w:val="0"/>
-        </w:rPr>
-        <w:t xml:space="preserve">Testing Environment: </w:t>
-      </w:r>
-      <w:r>
-        <w:rPr>
-          <w:rFonts w:hint="default" w:ascii="Times New Roman" w:hAnsi="Times New Roman" w:eastAsia="SimSun" w:cs="Times New Roman"/>
-          <w:b w:val="0"/>
-          <w:bCs w:val="0"/>
-          <w:sz w:val="24"/>
-          <w:szCs w:val="24"/>
-        </w:rPr>
-        <w:t xml:space="preserve">The system will be evaluated in controlled environments, specifically using intentionally vulnerable web applications like </w:t>
-      </w:r>
-      <w:r>
-        <w:rPr>
-          <w:rStyle w:val="18"/>
-          <w:rFonts w:hint="default" w:ascii="Times New Roman" w:hAnsi="Times New Roman" w:eastAsia="SimSun" w:cs="Times New Roman"/>
-          <w:b w:val="0"/>
-          <w:bCs w:val="0"/>
-          <w:sz w:val="24"/>
-          <w:szCs w:val="24"/>
-        </w:rPr>
-        <w:t>DVWA (Damn Vulnerable Web Application)</w:t>
-      </w:r>
-      <w:r>
-        <w:rPr>
-          <w:rFonts w:hint="default" w:ascii="Times New Roman" w:hAnsi="Times New Roman" w:eastAsia="SimSun" w:cs="Times New Roman"/>
-          <w:b w:val="0"/>
-          <w:bCs w:val="0"/>
-          <w:sz w:val="24"/>
-          <w:szCs w:val="24"/>
-        </w:rPr>
-        <w:t xml:space="preserve">. These applications provide a safe testing ground with known vulnerabilities for evaluating the scanner's detection capabilities. The focus is on simulating </w:t>
-      </w:r>
-      <w:r>
-        <w:rPr>
-          <w:rStyle w:val="18"/>
-          <w:rFonts w:hint="default" w:ascii="Times New Roman" w:hAnsi="Times New Roman" w:eastAsia="SimSun" w:cs="Times New Roman"/>
-          <w:b w:val="0"/>
-          <w:bCs w:val="0"/>
-          <w:sz w:val="24"/>
-          <w:szCs w:val="24"/>
-        </w:rPr>
-        <w:t>real-world attacks</w:t>
-      </w:r>
-      <w:r>
-        <w:rPr>
-          <w:rFonts w:hint="default" w:ascii="Times New Roman" w:hAnsi="Times New Roman" w:eastAsia="SimSun" w:cs="Times New Roman"/>
-          <w:b w:val="0"/>
-          <w:bCs w:val="0"/>
-          <w:sz w:val="24"/>
-          <w:szCs w:val="24"/>
-        </w:rPr>
-        <w:t xml:space="preserve"> in a controlled, ethical environment. The research does </w:t>
-      </w:r>
-      <w:r>
-        <w:rPr>
-          <w:rStyle w:val="18"/>
-          <w:rFonts w:hint="default" w:ascii="Times New Roman" w:hAnsi="Times New Roman" w:eastAsia="SimSun" w:cs="Times New Roman"/>
-          <w:b w:val="0"/>
-          <w:bCs w:val="0"/>
-          <w:sz w:val="24"/>
-          <w:szCs w:val="24"/>
-        </w:rPr>
-        <w:t>not involve scanning live, production websites</w:t>
-      </w:r>
-      <w:r>
-        <w:rPr>
-          <w:rFonts w:hint="default" w:ascii="Times New Roman" w:hAnsi="Times New Roman" w:eastAsia="SimSun" w:cs="Times New Roman"/>
-          <w:b w:val="0"/>
-          <w:bCs w:val="0"/>
-          <w:sz w:val="24"/>
-          <w:szCs w:val="24"/>
-        </w:rPr>
-        <w:t xml:space="preserve"> without explicit authorization, adhering to legal and ethical guidelines to ensure responsible and secure testing practices.</w:t>
+        <w:t>Testing Environment: The system will be evaluated in controlled environments, specifically using intentionally vulnerable web applications like DVWA (Damn Vulnerable Web Application)[29]. These applications provide a safe testing ground with known vulnerabilities for evaluating the scanner's detection capabilities. The focus is on simulating real-world attacks in a controlled, ethical environment. The research does not involve scanning live, production websites without explicit authorization, adhering to legal and ethical guidelines to ensure responsible and secure testing practices.</w:t>
       </w:r>
     </w:p>
     <w:p>
@@ -18579,14 +18498,7 @@
         </w:rPr>
       </w:pPr>
       <w:r>
-        <w:rPr>
-          <w:rFonts w:hint="default" w:ascii="Times New Roman" w:hAnsi="Times New Roman" w:cs="Times New Roman"/>
-          <w:b w:val="0"/>
-          <w:bCs w:val="0"/>
-          <w:sz w:val="24"/>
-          <w:szCs w:val="24"/>
-        </w:rPr>
-        <w:t>This chapter presents the experimental results of the developed system, focusing on vulnerability detection effectiveness and reporting quality. It includes test scenarios, analysis of scan outputs, and a comparison with existing scanners (for example, OWASP ZAP where applicable). The chapter discusses strengths and limitations based on controlled testing in DVWA (Damn Vulnerable Web Application), including detection behavior, practical usability, and deployment considerations. It also highlights observed constraints such as heuristic false positives/negatives and areas requiring manual verification.</w:t>
+        <w:t>This chapter presents the experimental results of the developed system, focusing on vulnerability detection effectiveness and reporting quality. It includes test scenarios, analysis of scan outputs, and a comparison with existing scanners (for example, OWASP ZAP where applicable). The chapter discusses strengths and limitations based on controlled testing in DVWA (Damn Vulnerable Web Application)[29], including detection behavior, practical usability, and deployment considerations. It also highlights observed constraints such as heuristic false positives/negatives and areas requiring manual verification.</w:t>
       </w:r>
     </w:p>
     <w:p>
@@ -46906,6 +46818,7 @@
         <w:fldChar w:fldCharType="end"/>
       </w:r>
     </w:p>
+    <CT_P/>
     <w:p>
       <w:pPr>
         <w:keepNext w:val="0"/>
@@ -46939,6 +46852,9 @@
           <w:lang w:val="en-US"/>
         </w:rPr>
       </w:pPr>
+      <w:r>
+        <w:t>Mehta V. Damn Vulnerable Web Application (DVWA)[EB/OL]. GitHub, 2026[2026-04-04]. Available: https://github.com/digininja/DVWA.</w:t>
+      </w:r>
     </w:p>
     <w:p>
       <w:pPr>
